--- a/Doc/CCMC_BRD_and_Technical_Design_v2.docx
+++ b/Doc/CCMC_BRD_and_Technical_Design_v2.docx
@@ -46,7 +46,13 @@
         </w:rPr>
       </w:pPr>
       <w:r>
-        <w:t>Version 2.0  •  September 2026  •  Draft — Replacement Architecture</w:t>
+        <w:t>Version 2.1  •  September 2026  •  Revision — Chilling Centre Scope Confirmed</w:t>
+      </w:r>
+    </w:p>
+    <w:p>
+      <w:pPr/>
+      <w:r>
+        <w:t>Changelog (v2.1): Confirmed this application targets the Milk Chilling Centre (CC/MCC) tier, not Bulk Milk Cooler (BMC)/farmer-procurement software — see §20. Added a reviewed landscape of comparable existing software (§21). Marked chilling-tank tracking, bulk storage tank telemetry, CIP and plant/equipment monitoring explicitly out of scope, by decision (§22). Confirmed outbound tanker dispatch and reconciliation as in-scope but sequenced Post-MVP (§23), not part of the MVP list in §17.</w:t>
       </w:r>
     </w:p>
     <w:p>
@@ -3333,6 +3339,12 @@
       </w:r>
     </w:p>
     <w:p>
+      <w:pPr/>
+      <w:r>
+        <w:t>Note (v2.1): Acidity, Clot-on-Boiling (COB) and antibiotic/adulteration testing are deferred, not in scope for now — no verified measurement instrument or protocol is currently available for these parameters. FAT/SNF/CLR/Temperature remain the quality gate. Revisit once a device/method is identified; see §22.</w:t>
+      </w:r>
+    </w:p>
+    <w:p>
       <w:pPr>
         <w:pStyle w:val="Heading1"/>
       </w:pPr>
@@ -4055,6 +4067,12 @@
       </w:pPr>
       <w:r>
         <w:t>Exports: Excel, CSV and PDF, subject to permissions.</w:t>
+      </w:r>
+    </w:p>
+    <w:p>
+      <w:pPr/>
+      <w:r>
+        <w:t>Note (v2.1): Dispatch and reconciliation reports are Post-MVP (§23). Chilling-tank, tank-stock and equipment-utilisation reports are out of scope (§22).</w:t>
       </w:r>
     </w:p>
     <w:p>
@@ -4295,6 +4313,12 @@
       </w:tr>
     </w:tbl>
     <w:p>
+      <w:pPr/>
+      <w:r>
+        <w:t>Note (v2.1): Outbound tanker dispatch and reconciliation/closing-stock reporting are confirmed as in-scope for a Chilling Centre (§23) but are sequenced Post-MVP — not part of this MVP list. Chilling-tank tracking, bulk storage tank telemetry, CIP and plant/equipment monitoring are out of scope entirely (§22).</w:t>
+      </w:r>
+    </w:p>
+    <w:p>
       <w:pPr>
         <w:rPr>
           <w:rFonts w:hint="eastAsia"/>
@@ -4904,6 +4928,739 @@
       </w:pPr>
       <w:r>
         <w:t>Core principle: the Windows application owns local operation — device communication, parsing, reception, SQLite persistence and synchronization — while the cloud provides centralized storage, RBAC,and reporting.</w:t>
+      </w:r>
+    </w:p>
+    <w:p>
+      <w:pPr>
+        <w:pStyle w:val="Heading1"/>
+      </w:pPr>
+      <w:r>
+        <w:t>20. Chilling Centre Scope Clarification</w:t>
+      </w:r>
+    </w:p>
+    <w:p>
+      <w:pPr/>
+      <w:r>
+        <w:t>A Bulk Milk Cooler (BMC) is a village-level collection-and-cooling point — a weighing scale, an analyser, a 500–5,000 L tank — feeding a handful of routes. A Milk Chilling Centre (CC/MCC) sits a level above it: a regional facility that receives from several BMCs/VLCs, tests and reconciles what arrives, and dispatches onward by tanker to a processing plant. This application — Chilling Centre Milk Collection (CCMC) — is named for, and scoped to, the Chilling Centre tier.</w:t>
+      </w:r>
+    </w:p>
+    <w:p>
+      <w:pPr/>
+      <w:r>
+        <w:t>Individual farmer-level pouring, per-farmer rate charts and farmer settlement belong to the upstream BMC/VLC tier and are explicitly out of scope for this application.</w:t>
+      </w:r>
+    </w:p>
+    <w:p>
+      <w:pPr>
+        <w:pStyle w:val="Heading2"/>
+      </w:pPr>
+      <w:r>
+        <w:t>20.1 BMC vs. Chilling Centre</w:t>
+      </w:r>
+    </w:p>
+    <w:tbl>
+      <w:tblPr>
+        <w:tblStyle w:val="TableGrid"/>
+        <w:tblW w:type="auto" w:w="0"/>
+        <w:tblLook w:firstColumn="1" w:firstRow="1" w:lastColumn="0" w:lastRow="0" w:noHBand="0" w:noVBand="1" w:val="04A0"/>
+      </w:tblPr>
+      <w:tblGrid>
+        <w:gridCol w:w="3312"/>
+        <w:gridCol w:w="3312"/>
+        <w:gridCol w:w="3312"/>
+      </w:tblGrid>
+      <w:tr>
+        <w:tc>
+          <w:tcPr>
+            <w:tcW w:type="dxa" w:w="3312"/>
+          </w:tcPr>
+          <w:p>
+            <w:r>
+              <w:rPr>
+                <w:b/>
+              </w:rPr>
+              <w:t>Aspect</w:t>
+            </w:r>
+          </w:p>
+        </w:tc>
+        <w:tc>
+          <w:tcPr>
+            <w:tcW w:type="dxa" w:w="3312"/>
+          </w:tcPr>
+          <w:p>
+            <w:r>
+              <w:rPr>
+                <w:b/>
+              </w:rPr>
+              <w:t>BMC</w:t>
+            </w:r>
+          </w:p>
+        </w:tc>
+        <w:tc>
+          <w:tcPr>
+            <w:tcW w:type="dxa" w:w="3312"/>
+          </w:tcPr>
+          <w:p>
+            <w:r>
+              <w:rPr>
+                <w:b/>
+              </w:rPr>
+              <w:t>Chilling Centre</w:t>
+            </w:r>
+          </w:p>
+        </w:tc>
+      </w:tr>
+      <w:tr>
+        <w:tc>
+          <w:tcPr>
+            <w:tcW w:type="dxa" w:w="3312"/>
+          </w:tcPr>
+          <w:p>
+            <w:r>
+              <w:t>Primary purpose</w:t>
+            </w:r>
+          </w:p>
+        </w:tc>
+        <w:tc>
+          <w:tcPr>
+            <w:tcW w:type="dxa" w:w="3312"/>
+          </w:tcPr>
+          <w:p>
+            <w:r>
+              <w:t>Collect and rapidly cool milk</w:t>
+            </w:r>
+          </w:p>
+        </w:tc>
+        <w:tc>
+          <w:tcPr>
+            <w:tcW w:type="dxa" w:w="3312"/>
+          </w:tcPr>
+          <w:p>
+            <w:r>
+              <w:t>Receive, chill, store, test, consolidate and dispatch milk</w:t>
+            </w:r>
+          </w:p>
+        </w:tc>
+      </w:tr>
+      <w:tr>
+        <w:tc>
+          <w:tcPr>
+            <w:tcW w:type="dxa" w:w="3312"/>
+          </w:tcPr>
+          <w:p>
+            <w:r>
+              <w:t>Typical scale</w:t>
+            </w:r>
+          </w:p>
+        </w:tc>
+        <w:tc>
+          <w:tcPr>
+            <w:tcW w:type="dxa" w:w="3312"/>
+          </w:tcPr>
+          <w:p>
+            <w:r>
+              <w:t>Village / local collection point</w:t>
+            </w:r>
+          </w:p>
+        </w:tc>
+        <w:tc>
+          <w:tcPr>
+            <w:tcW w:type="dxa" w:w="3312"/>
+          </w:tcPr>
+          <w:p>
+            <w:r>
+              <w:t>Regional facility</w:t>
+            </w:r>
+          </w:p>
+        </w:tc>
+      </w:tr>
+      <w:tr>
+        <w:tc>
+          <w:tcPr>
+            <w:tcW w:type="dxa" w:w="3312"/>
+          </w:tcPr>
+          <w:p>
+            <w:r>
+              <w:t>Milk source</w:t>
+            </w:r>
+          </w:p>
+        </w:tc>
+        <w:tc>
+          <w:tcPr>
+            <w:tcW w:type="dxa" w:w="3312"/>
+          </w:tcPr>
+          <w:p>
+            <w:r>
+              <w:t>Farmers / VCCs</w:t>
+            </w:r>
+          </w:p>
+        </w:tc>
+        <w:tc>
+          <w:tcPr>
+            <w:tcW w:type="dxa" w:w="3312"/>
+          </w:tcPr>
+          <w:p>
+            <w:r>
+              <w:t>Multiple VCCs / BMCs</w:t>
+            </w:r>
+          </w:p>
+        </w:tc>
+      </w:tr>
+      <w:tr>
+        <w:tc>
+          <w:tcPr>
+            <w:tcW w:type="dxa" w:w="3312"/>
+          </w:tcPr>
+          <w:p>
+            <w:r>
+              <w:t>Storage</w:t>
+            </w:r>
+          </w:p>
+        </w:tc>
+        <w:tc>
+          <w:tcPr>
+            <w:tcW w:type="dxa" w:w="3312"/>
+          </w:tcPr>
+          <w:p>
+            <w:r>
+              <w:t>500–5,000 L tank</w:t>
+            </w:r>
+          </w:p>
+        </w:tc>
+        <w:tc>
+          <w:tcPr>
+            <w:tcW w:type="dxa" w:w="3312"/>
+          </w:tcPr>
+          <w:p>
+            <w:r>
+              <w:t>Several thousand to tens of thousands of litres</w:t>
+            </w:r>
+          </w:p>
+        </w:tc>
+      </w:tr>
+      <w:tr>
+        <w:tc>
+          <w:tcPr>
+            <w:tcW w:type="dxa" w:w="3312"/>
+          </w:tcPr>
+          <w:p>
+            <w:r>
+              <w:t>Tanker dispatch</w:t>
+            </w:r>
+          </w:p>
+        </w:tc>
+        <w:tc>
+          <w:tcPr>
+            <w:tcW w:type="dxa" w:w="3312"/>
+          </w:tcPr>
+          <w:p>
+            <w:r>
+              <w:t>Usually none</w:t>
+            </w:r>
+          </w:p>
+        </w:tc>
+        <w:tc>
+          <w:tcPr>
+            <w:tcW w:type="dxa" w:w="3312"/>
+          </w:tcPr>
+          <w:p>
+            <w:r>
+              <w:t>Yes — to the processing plant</w:t>
+            </w:r>
+          </w:p>
+        </w:tc>
+      </w:tr>
+      <w:tr>
+        <w:tc>
+          <w:tcPr>
+            <w:tcW w:type="dxa" w:w="3312"/>
+          </w:tcPr>
+          <w:p>
+            <w:r>
+              <w:t>This application (CCMC)</w:t>
+            </w:r>
+          </w:p>
+        </w:tc>
+        <w:tc>
+          <w:tcPr>
+            <w:tcW w:type="dxa" w:w="3312"/>
+          </w:tcPr>
+          <w:p>
+            <w:r>
+              <w:t>Out of scope</w:t>
+            </w:r>
+          </w:p>
+        </w:tc>
+        <w:tc>
+          <w:tcPr>
+            <w:tcW w:type="dxa" w:w="3312"/>
+          </w:tcPr>
+          <w:p>
+            <w:r>
+              <w:t>In scope</w:t>
+            </w:r>
+          </w:p>
+        </w:tc>
+      </w:tr>
+    </w:tbl>
+    <w:p>
+      <w:pPr>
+        <w:pStyle w:val="Heading1"/>
+      </w:pPr>
+      <w:r>
+        <w:t>21. Comparable Existing Software</w:t>
+      </w:r>
+    </w:p>
+    <w:p>
+      <w:pPr/>
+      <w:r>
+        <w:t>Before further build investment, six vendors selling software at the Milk Chilling Centre tier in India were reviewed directly against their own public product pages, not summarized secondhand. This is not greenfield ground — comparable software already exists and is in production use.</w:t>
+      </w:r>
+    </w:p>
+    <w:tbl>
+      <w:tblPr>
+        <w:tblStyle w:val="TableGrid"/>
+        <w:tblW w:type="auto" w:w="0"/>
+        <w:tblLook w:firstColumn="1" w:firstRow="1" w:lastColumn="0" w:lastRow="0" w:noHBand="0" w:noVBand="1" w:val="04A0"/>
+      </w:tblPr>
+      <w:tblGrid>
+        <w:gridCol w:w="3312"/>
+        <w:gridCol w:w="3312"/>
+        <w:gridCol w:w="3312"/>
+      </w:tblGrid>
+      <w:tr>
+        <w:tc>
+          <w:tcPr>
+            <w:tcW w:type="dxa" w:w="3312"/>
+          </w:tcPr>
+          <w:p>
+            <w:r>
+              <w:rPr>
+                <w:b/>
+              </w:rPr>
+              <w:t>Vendor / Product</w:t>
+            </w:r>
+          </w:p>
+        </w:tc>
+        <w:tc>
+          <w:tcPr>
+            <w:tcW w:type="dxa" w:w="3312"/>
+          </w:tcPr>
+          <w:p>
+            <w:r>
+              <w:rPr>
+                <w:b/>
+              </w:rPr>
+              <w:t>Confidence</w:t>
+            </w:r>
+          </w:p>
+        </w:tc>
+        <w:tc>
+          <w:tcPr>
+            <w:tcW w:type="dxa" w:w="3312"/>
+          </w:tcPr>
+          <w:p>
+            <w:r>
+              <w:rPr>
+                <w:b/>
+              </w:rPr>
+              <w:t>Coverage Summary</w:t>
+            </w:r>
+          </w:p>
+        </w:tc>
+      </w:tr>
+      <w:tr>
+        <w:tc>
+          <w:tcPr>
+            <w:tcW w:type="dxa" w:w="3312"/>
+          </w:tcPr>
+          <w:p>
+            <w:r>
+              <w:t>Everest Instruments — Milk Reception Automation / RMRD</w:t>
+            </w:r>
+          </w:p>
+        </w:tc>
+        <w:tc>
+          <w:tcPr>
+            <w:tcW w:type="dxa" w:w="3312"/>
+          </w:tcPr>
+          <w:p>
+            <w:r>
+              <w:t>Verified</w:t>
+            </w:r>
+          </w:p>
+        </w:tc>
+        <w:tc>
+          <w:tcPr>
+            <w:tcW w:type="dxa" w:w="3312"/>
+          </w:tcPr>
+          <w:p>
+            <w:r>
+              <w:t>Explicitly targets Chilling Centres and BMCs: reception, rate charts, route/vehicle timing, sampling, testing, tanker dispatch, physical stock.</w:t>
+            </w:r>
+          </w:p>
+        </w:tc>
+      </w:tr>
+      <w:tr>
+        <w:tc>
+          <w:tcPr>
+            <w:tcW w:type="dxa" w:w="3312"/>
+          </w:tcPr>
+          <w:p>
+            <w:r>
+              <w:t>KVR Technologies — Dairy ERP</w:t>
+            </w:r>
+          </w:p>
+        </w:tc>
+        <w:tc>
+          <w:tcPr>
+            <w:tcW w:type="dxa" w:w="3312"/>
+          </w:tcPr>
+          <w:p>
+            <w:r>
+              <w:t>Verified</w:t>
+            </w:r>
+          </w:p>
+        </w:tc>
+        <w:tc>
+          <w:tcPr>
+            <w:tcW w:type="dxa" w:w="3312"/>
+          </w:tcPr>
+          <w:p>
+            <w:r>
+              <w:t>Named Chilling Centre module: pooled intake, weighment, quality check, milk stock, stock transfer to plant.</w:t>
+            </w:r>
+          </w:p>
+        </w:tc>
+      </w:tr>
+      <w:tr>
+        <w:tc>
+          <w:tcPr>
+            <w:tcW w:type="dxa" w:w="3312"/>
+          </w:tcPr>
+          <w:p>
+            <w:r>
+              <w:t>TecXpert — Dairy ERP</w:t>
+            </w:r>
+          </w:p>
+        </w:tc>
+        <w:tc>
+          <w:tcPr>
+            <w:tcW w:type="dxa" w:w="3312"/>
+          </w:tcPr>
+          <w:p>
+            <w:r>
+              <w:t>Verified</w:t>
+            </w:r>
+          </w:p>
+        </w:tc>
+        <w:tc>
+          <w:tcPr>
+            <w:tcW w:type="dxa" w:w="3312"/>
+          </w:tcPr>
+          <w:p>
+            <w:r>
+              <w:t>VLC → MCC → EWS/analyser testing → dispatch challan → plant receipt, with reconciliation against the challan.</w:t>
+            </w:r>
+          </w:p>
+        </w:tc>
+      </w:tr>
+      <w:tr>
+        <w:tc>
+          <w:tcPr>
+            <w:tcW w:type="dxa" w:w="3312"/>
+          </w:tcPr>
+          <w:p>
+            <w:r>
+              <w:t>Sort String — ProcuPort</w:t>
+            </w:r>
+          </w:p>
+        </w:tc>
+        <w:tc>
+          <w:tcPr>
+            <w:tcW w:type="dxa" w:w="3312"/>
+          </w:tcPr>
+          <w:p>
+            <w:r>
+              <w:t>Verified (cross-checked)</w:t>
+            </w:r>
+          </w:p>
+        </w:tc>
+        <w:tc>
+          <w:tcPr>
+            <w:tcW w:type="dxa" w:w="3312"/>
+          </w:tcPr>
+          <w:p>
+            <w:r>
+              <w:t>Cloud platform, Farmer → VLC → Chilling Centre → Head Office; names plant-intake reconciliation and live inventory.</w:t>
+            </w:r>
+          </w:p>
+        </w:tc>
+      </w:tr>
+      <w:tr>
+        <w:tc>
+          <w:tcPr>
+            <w:tcW w:type="dxa" w:w="3312"/>
+          </w:tcPr>
+          <w:p>
+            <w:r>
+              <w:t>Stellapps — SmartCC</w:t>
+            </w:r>
+          </w:p>
+        </w:tc>
+        <w:tc>
+          <w:tcPr>
+            <w:tcW w:type="dxa" w:w="3312"/>
+          </w:tcPr>
+          <w:p>
+            <w:r>
+              <w:t>Verified</w:t>
+            </w:r>
+          </w:p>
+        </w:tc>
+        <w:tc>
+          <w:tcPr>
+            <w:tcW w:type="dxa" w:w="3312"/>
+          </w:tcPr>
+          <w:p>
+            <w:r>
+              <w:t>Cloud analytics layer for chilling centres: quality/quantity mismatch detection, tanker prioritisation by milk age, remote rate-chart control.</w:t>
+            </w:r>
+          </w:p>
+        </w:tc>
+      </w:tr>
+      <w:tr>
+        <w:tc>
+          <w:tcPr>
+            <w:tcW w:type="dxa" w:w="3312"/>
+          </w:tcPr>
+          <w:p>
+            <w:r>
+              <w:t>NanoDairy</w:t>
+            </w:r>
+          </w:p>
+        </w:tc>
+        <w:tc>
+          <w:tcPr>
+            <w:tcW w:type="dxa" w:w="3312"/>
+          </w:tcPr>
+          <w:p>
+            <w:r>
+              <w:t>Verified</w:t>
+            </w:r>
+          </w:p>
+        </w:tc>
+        <w:tc>
+          <w:tcPr>
+            <w:tcW w:type="dxa" w:w="3312"/>
+          </w:tcPr>
+          <w:p>
+            <w:r>
+              <w:t>Chilling-centre listing exists but thin on public detail; core product is village/BMC-level.</w:t>
+            </w:r>
+          </w:p>
+        </w:tc>
+      </w:tr>
+    </w:tbl>
+    <w:p>
+      <w:pPr/>
+      <w:r>
+        <w:t>None of the six vendors' public materials claim chilling-tank/batch tracking, bulk storage tank telemetry, CIP, or plant/equipment monitoring — see §22 for the resulting scope decision.</w:t>
+      </w:r>
+    </w:p>
+    <w:p>
+      <w:pPr>
+        <w:pStyle w:val="Heading1"/>
+      </w:pPr>
+      <w:r>
+        <w:t>22. Out of Scope (By Decision)</w:t>
+      </w:r>
+    </w:p>
+    <w:p>
+      <w:pPr/>
+      <w:r>
+        <w:t>The following are explicitly not being built, by decision, not oversight:</w:t>
+      </w:r>
+    </w:p>
+    <w:p>
+      <w:pPr>
+        <w:pStyle w:val="ListBullet"/>
+      </w:pPr>
+      <w:r>
+        <w:t>Chilling-tank / batch tracking (tank assignment, inlet/outlet temperature, chilling start/end time, lot tracking)</w:t>
+      </w:r>
+    </w:p>
+    <w:p>
+      <w:pPr>
+        <w:pStyle w:val="ListBullet"/>
+      </w:pPr>
+      <w:r>
+        <w:t>Bulk storage tank telemetry (level, temperature, milk age, utilisation)</w:t>
+      </w:r>
+    </w:p>
+    <w:p>
+      <w:pPr>
+        <w:pStyle w:val="ListBullet"/>
+      </w:pPr>
+      <w:r>
+        <w:t>CIP — Clean-in-Place cycle logging (chemical usage, temperature/time, equipment cleaning history)</w:t>
+      </w:r>
+    </w:p>
+    <w:p>
+      <w:pPr>
+        <w:pStyle w:val="ListBullet"/>
+      </w:pPr>
+      <w:r>
+        <w:t>Plant/equipment monitoring (chiller, compressor, pumps, tank sensors, power/failure events)</w:t>
+      </w:r>
+    </w:p>
+    <w:p>
+      <w:pPr/>
+      <w:r>
+        <w:t>Rationale: checked against all six vendors in §21 — including Stellapps SmartCC, a cloud layer purpose-built to monitor chilling centres — none publicly claim any of the above. Six independent vendors agreeing on the same boundary indicates a market pattern, not a gap specific to this BRD: tank/CIP/equipment telemetry is treated as a separate plant-automation/SCADA problem (sold by instrumentation/engineering firms alongside the physical reception dock), not part of the procurement/reception software layer this application belongs to.</w:t>
+      </w:r>
+    </w:p>
+    <w:p>
+      <w:pPr/>
+      <w:r>
+        <w:t>Also deferred — not descoped, revisit once a measurement method exists, no fixed date: laboratory tests beyond FAT/SNF/CLR (acidity, Clot-on-Boiling, antibiotic/adulteration screening) and a lab workflow distinct from reception. No verified instrument or protocol for these parameters is available today; see the note under §10.</w:t>
+      </w:r>
+    </w:p>
+    <w:p>
+      <w:pPr>
+        <w:pStyle w:val="Heading1"/>
+      </w:pPr>
+      <w:r>
+        <w:t>23. Post-MVP Roadmap</w:t>
+      </w:r>
+    </w:p>
+    <w:p>
+      <w:pPr/>
+      <w:r>
+        <w:t>Two capabilities are confirmed as in-scope for a Chilling Centre — and are proven, vendor-built features (§21) — but are sequenced after the MVP in §17, not included in it.</w:t>
+      </w:r>
+    </w:p>
+    <w:tbl>
+      <w:tblPr>
+        <w:tblStyle w:val="TableGrid"/>
+        <w:tblW w:type="auto" w:w="0"/>
+        <w:tblLook w:firstColumn="1" w:firstRow="1" w:lastColumn="0" w:lastRow="0" w:noHBand="0" w:noVBand="1" w:val="04A0"/>
+      </w:tblPr>
+      <w:tblGrid>
+        <w:gridCol w:w="3312"/>
+        <w:gridCol w:w="3312"/>
+        <w:gridCol w:w="3312"/>
+      </w:tblGrid>
+      <w:tr>
+        <w:tc>
+          <w:tcPr>
+            <w:tcW w:type="dxa" w:w="3312"/>
+          </w:tcPr>
+          <w:p>
+            <w:r>
+              <w:rPr>
+                <w:b/>
+              </w:rPr>
+              <w:t>Capability</w:t>
+            </w:r>
+          </w:p>
+        </w:tc>
+        <w:tc>
+          <w:tcPr>
+            <w:tcW w:type="dxa" w:w="3312"/>
+          </w:tcPr>
+          <w:p>
+            <w:r>
+              <w:rPr>
+                <w:b/>
+              </w:rPr>
+              <w:t>Why In Scope</w:t>
+            </w:r>
+          </w:p>
+        </w:tc>
+        <w:tc>
+          <w:tcPr>
+            <w:tcW w:type="dxa" w:w="3312"/>
+          </w:tcPr>
+          <w:p>
+            <w:r>
+              <w:rPr>
+                <w:b/>
+              </w:rPr>
+              <w:t>Why Post-MVP</w:t>
+            </w:r>
+          </w:p>
+        </w:tc>
+      </w:tr>
+      <w:tr>
+        <w:tc>
+          <w:tcPr>
+            <w:tcW w:type="dxa" w:w="3312"/>
+          </w:tcPr>
+          <w:p>
+            <w:r>
+              <w:t>Outbound tanker dispatch to the plant</w:t>
+            </w:r>
+          </w:p>
+        </w:tc>
+        <w:tc>
+          <w:tcPr>
+            <w:tcW w:type="dxa" w:w="3312"/>
+          </w:tcPr>
+          <w:p>
+            <w:r>
+              <w:t>Every workflow diagram in this document (§1, §9, §12, §19) ends at “sync to cloud” with no outbound leg; multiple vendors (Everest, TecXpert) build this.</w:t>
+            </w:r>
+          </w:p>
+        </w:tc>
+        <w:tc>
+          <w:tcPr>
+            <w:tcW w:type="dxa" w:w="3312"/>
+          </w:tcPr>
+          <w:p>
+            <w:r>
+              <w:t>Depends on reception and offline-first sync being stable first. No new device/hardware required — a workflow and data addition only.</w:t>
+            </w:r>
+          </w:p>
+        </w:tc>
+      </w:tr>
+      <w:tr>
+        <w:tc>
+          <w:tcPr>
+            <w:tcW w:type="dxa" w:w="3312"/>
+          </w:tcPr>
+          <w:p>
+            <w:r>
+              <w:t>Reconciliation &amp; closing stock</w:t>
+            </w:r>
+          </w:p>
+        </w:tc>
+        <w:tc>
+          <w:tcPr>
+            <w:tcW w:type="dxa" w:w="3312"/>
+          </w:tcPr>
+          <w:p>
+            <w:r>
+              <w:t>The day-to-day control a chilling-centre operator actually runs: received vs. dispatched, closing stock, variance. Built by TecXpert and ProcuPort.</w:t>
+            </w:r>
+          </w:p>
+        </w:tc>
+        <w:tc>
+          <w:tcPr>
+            <w:tcW w:type="dxa" w:w="3312"/>
+          </w:tcPr>
+          <w:p>
+            <w:r>
+              <w:t>Depends on dispatch data (above) existing first. Pure arithmetic over reception and dispatch quantities — no tank telemetry required.</w:t>
+            </w:r>
+          </w:p>
+        </w:tc>
+      </w:tr>
+    </w:tbl>
+    <w:p>
+      <w:pPr/>
+      <w:r>
+        <w:t>Sequencing: MVP ships reception, quality gating, offline-first sync, and RBAC/audit exactly as scoped in §17. Outbound dispatch is the first Post-MVP milestone; reconciliation follows it directly, since it depends on dispatch data existing.</w:t>
       </w:r>
     </w:p>
     <w:p>

--- a/Doc/CCMC_BRD_and_Technical_Design_v2.docx
+++ b/Doc/CCMC_BRD_and_Technical_Design_v2.docx
@@ -46,13 +46,19 @@
         </w:rPr>
       </w:pPr>
       <w:r>
-        <w:t>Version 2.1  •  September 2026  •  Revision — Chilling Centre Scope Confirmed</w:t>
+        <w:t>Version 2.2  •  September 2026  •  Revision — Dispatch &amp; Reconciliation Moved into MVP</w:t>
       </w:r>
     </w:p>
     <w:p>
       <w:pPr/>
       <w:r>
         <w:t>Changelog (v2.1): Confirmed this application targets the Milk Chilling Centre (CC/MCC) tier, not Bulk Milk Cooler (BMC)/farmer-procurement software — see §20. Added a reviewed landscape of comparable existing software (§21). Marked chilling-tank tracking, bulk storage tank telemetry, CIP and plant/equipment monitoring explicitly out of scope, by decision (§22). Confirmed outbound tanker dispatch and reconciliation as in-scope but sequenced Post-MVP (§23), not part of the MVP list in §17.</w:t>
+      </w:r>
+    </w:p>
+    <w:p>
+      <w:pPr/>
+      <w:r>
+        <w:t>Changelog (v2.2): Outbound tanker dispatch and reconciliation/closing-stock reporting moved from Post-MVP (§23) into MVP (§17) — estimated at roughly 2-3 developer-weeks combined, reusing the idempotent-create and durable-outbox patterns already built twice (reception, then override). Dispatch's composite FAT/SNF is computed as a weighted average of receptions since the last dispatch — no tank sensor involved, consistent with §22 — working assumption, pending confirmation. §22's out-of-scope list and the deferred lab-test note under §10 are unchanged.</w:t>
       </w:r>
     </w:p>
     <w:p>
@@ -4072,7 +4078,7 @@
     <w:p>
       <w:pPr/>
       <w:r>
-        <w:t>Note (v2.1): Dispatch and reconciliation reports are Post-MVP (§23). Chilling-tank, tank-stock and equipment-utilisation reports are out of scope (§22).</w:t>
+        <w:t>Note (v2.2): Dispatch and reconciliation reports are now part of the MVP. Chilling-tank, tank-stock and equipment-utilisation reports remain out of scope (§22).</w:t>
       </w:r>
     </w:p>
     <w:p>
@@ -4311,11 +4317,55 @@
           </w:p>
         </w:tc>
       </w:tr>
+      <w:tr>
+        <w:tc>
+          <w:tcPr>
+            <w:tcW w:type="dxa" w:w="4963"/>
+          </w:tcPr>
+          <w:p>
+            <w:r>
+              <w:t>Dispatch</w:t>
+            </w:r>
+          </w:p>
+        </w:tc>
+        <w:tc>
+          <w:tcPr>
+            <w:tcW w:type="dxa" w:w="4963"/>
+          </w:tcPr>
+          <w:p>
+            <w:r>
+              <w:t>Tanker loading; destination plant; quantity; composite FAT/SNF (weighted avg. of receptions since last dispatch); dispatch challan/seal number; local-first save; idempotent sync</w:t>
+            </w:r>
+          </w:p>
+        </w:tc>
+      </w:tr>
+      <w:tr>
+        <w:tc>
+          <w:tcPr>
+            <w:tcW w:type="dxa" w:w="4963"/>
+          </w:tcPr>
+          <w:p>
+            <w:r>
+              <w:t>Reconciliation</w:t>
+            </w:r>
+          </w:p>
+        </w:tc>
+        <w:tc>
+          <w:tcPr>
+            <w:tcW w:type="dxa" w:w="4963"/>
+          </w:tcPr>
+          <w:p>
+            <w:r>
+              <w:t>Daily opening + receipts - dispatches = closing stock; variance flag; report view</w:t>
+            </w:r>
+          </w:p>
+        </w:tc>
+      </w:tr>
     </w:tbl>
     <w:p>
       <w:pPr/>
       <w:r>
-        <w:t>Note (v2.1): Outbound tanker dispatch and reconciliation/closing-stock reporting are confirmed as in-scope for a Chilling Centre (§23) but are sequenced Post-MVP — not part of this MVP list. Chilling-tank tracking, bulk storage tank telemetry, CIP and plant/equipment monitoring are out of scope entirely (§22).</w:t>
+        <w:t>Note (v2.2): Outbound tanker dispatch and reconciliation/closing-stock reporting are now part of the MVP (moved from Post-MVP — see §23 and the v2.2 changelog above). Chilling-tank tracking, bulk storage tank telemetry, CIP and plant/equipment monitoring remain out of scope entirely (§22).</w:t>
       </w:r>
     </w:p>
     <w:p>
@@ -5537,6 +5587,15 @@
     <w:p>
       <w:pPr/>
       <w:r>
+        <w:rPr>
+          <w:b/>
+        </w:rPr>
+        <w:t>Superseded (v2.2): both capabilities below moved into MVP (§17) — see the v2.2 changelog. Kept here for the original in-scope-vs-descoped reasoning and the vendor evidence behind it, not as a current Post-MVP list.</w:t>
+      </w:r>
+    </w:p>
+    <w:p>
+      <w:pPr/>
+      <w:r>
         <w:t>Two capabilities are confirmed as in-scope for a Chilling Centre — and are proven, vendor-built features (§21) — but are sequenced after the MVP in §17, not included in it.</w:t>
       </w:r>
     </w:p>
@@ -5660,7 +5719,7 @@
     <w:p>
       <w:pPr/>
       <w:r>
-        <w:t>Sequencing: MVP ships reception, quality gating, offline-first sync, and RBAC/audit exactly as scoped in §17. Outbound dispatch is the first Post-MVP milestone; reconciliation follows it directly, since it depends on dispatch data existing.</w:t>
+        <w:t>Sequencing (v2.2): within the MVP itself, build dispatch before reconciliation, since reconciliation depends on dispatch data existing. Both depend on reception and offline-first sync being stable first, which is already the case.</w:t>
       </w:r>
     </w:p>
     <w:p>

--- a/Doc/CCMC_BRD_and_Technical_Design_v2.docx
+++ b/Doc/CCMC_BRD_and_Technical_Design_v2.docx
@@ -46,7 +46,7 @@
         </w:rPr>
       </w:pPr>
       <w:r>
-        <w:t>Version 2.2  •  September 2026  •  Revision — Dispatch &amp; Reconciliation Moved into MVP</w:t>
+        <w:t>Version 3.0  •  September 2026  •  Finalized MVP Scope — Karnataka &amp; Tamil Nadu Validated</w:t>
       </w:r>
     </w:p>
     <w:p>
@@ -59,6 +59,12 @@
       <w:pPr/>
       <w:r>
         <w:t>Changelog (v2.2): Outbound tanker dispatch and reconciliation/closing-stock reporting moved from Post-MVP (§23) into MVP (§17) — estimated at roughly 2-3 developer-weeks combined, reusing the idempotent-create and durable-outbox patterns already built twice (reception, then override). Dispatch's composite FAT/SNF is computed as a weighted average of receptions since the last dispatch — no tank sensor involved, consistent with §22 — working assumption, pending confirmation. §22's out-of-scope list and the deferred lab-test note under §10 are unchanged.</w:t>
+      </w:r>
+    </w:p>
+    <w:p>
+      <w:pPr/>
+      <w:r>
+        <w:t>Changelog (v3.0): BRD validated against real Karnataka/Tamil Nadu evidence (TUMUL's full ERP RFP, BAMUL's operating scale, Aavin's live-deployed stack) across both a private-CC lens and a cooperative-federation lens - see §24. Five additions approved and added to MVP: CIP compliance logging (record-keeping only, not tank/equipment telemetry - §22 unchanged on that point), device calibration tracking with due-date alerts, an optional parent-BMC/route field on Source, a read-only rate-chart reference at reception (no farmer-payment computation), and a notification-hook abstraction (SMS gateway wiring itself deferred). Dispatch gains tare/gross tanker weight fields; Reconciliation gains FAT/SNF variance tracking, not just quantity. Offline-media (USB) sync fallback and building a real SMS send-path were both explicitly considered and excluded from MVP - see §24.</w:t>
       </w:r>
     </w:p>
     <w:p>
@@ -4334,7 +4340,7 @@
           </w:tcPr>
           <w:p>
             <w:r>
-              <w:t>Tanker loading; destination plant; quantity; composite FAT/SNF (weighted avg. of receptions since last dispatch); dispatch challan/seal number; local-first save; idempotent sync</w:t>
+              <w:t>Tanker loading; destination plant; quantity; tare weight; gross weight; composite FAT/SNF (weighted avg. of receptions since last dispatch); dispatch challan/seal number; local-first save; idempotent sync</w:t>
             </w:r>
           </w:p>
         </w:tc>
@@ -4356,7 +4362,117 @@
           </w:tcPr>
           <w:p>
             <w:r>
-              <w:t>Daily opening + receipts - dispatches = closing stock; variance flag; report view</w:t>
+              <w:t>Daily opening + receipts - dispatches = closing stock; FAT/SNF variance tracking (not quantity alone); variance flag; report view</w:t>
+            </w:r>
+          </w:p>
+        </w:tc>
+      </w:tr>
+      <w:tr>
+        <w:tc>
+          <w:tcPr>
+            <w:tcW w:type="dxa" w:w="4963"/>
+          </w:tcPr>
+          <w:p>
+            <w:r>
+              <w:t>CIP Log</w:t>
+            </w:r>
+          </w:p>
+        </w:tc>
+        <w:tc>
+          <w:tcPr>
+            <w:tcW w:type="dxa" w:w="4963"/>
+          </w:tcPr>
+          <w:p>
+            <w:r>
+              <w:t>Compliance record only - date, tank/line id, operator, result; no chemical/temperature telemetry (§22 unchanged)</w:t>
+            </w:r>
+          </w:p>
+        </w:tc>
+      </w:tr>
+      <w:tr>
+        <w:tc>
+          <w:tcPr>
+            <w:tcW w:type="dxa" w:w="4963"/>
+          </w:tcPr>
+          <w:p>
+            <w:r>
+              <w:t>Calibration</w:t>
+            </w:r>
+          </w:p>
+        </w:tc>
+        <w:tc>
+          <w:tcPr>
+            <w:tcW w:type="dxa" w:w="4963"/>
+          </w:tcPr>
+          <w:p>
+            <w:r>
+              <w:t>Scale/analyser last-calibrated + next-due date, technician, result; due-date alert</w:t>
+            </w:r>
+          </w:p>
+        </w:tc>
+      </w:tr>
+      <w:tr>
+        <w:tc>
+          <w:tcPr>
+            <w:tcW w:type="dxa" w:w="4963"/>
+          </w:tcPr>
+          <w:p>
+            <w:r>
+              <w:t>Source Hierarchy</w:t>
+            </w:r>
+          </w:p>
+        </w:tc>
+        <w:tc>
+          <w:tcPr>
+            <w:tcW w:type="dxa" w:w="4963"/>
+          </w:tcPr>
+          <w:p>
+            <w:r>
+              <w:t>Optional parent BMC/route code on Source - blank for a private CC, populated for cooperative-tier deployments</w:t>
+            </w:r>
+          </w:p>
+        </w:tc>
+      </w:tr>
+      <w:tr>
+        <w:tc>
+          <w:tcPr>
+            <w:tcW w:type="dxa" w:w="4963"/>
+          </w:tcPr>
+          <w:p>
+            <w:r>
+              <w:t>Rate Chart Reference</w:t>
+            </w:r>
+          </w:p>
+        </w:tc>
+        <w:tc>
+          <w:tcPr>
+            <w:tcW w:type="dxa" w:w="4963"/>
+          </w:tcPr>
+          <w:p>
+            <w:r>
+              <w:t>Read-only current FAT/SNF rate chart display at reception - no computation, no farmer ledger</w:t>
+            </w:r>
+          </w:p>
+        </w:tc>
+      </w:tr>
+      <w:tr>
+        <w:tc>
+          <w:tcPr>
+            <w:tcW w:type="dxa" w:w="4963"/>
+          </w:tcPr>
+          <w:p>
+            <w:r>
+              <w:t>Notifications</w:t>
+            </w:r>
+          </w:p>
+        </w:tc>
+        <w:tc>
+          <w:tcPr>
+            <w:tcW w:type="dxa" w:w="4963"/>
+          </w:tcPr>
+          <w:p>
+            <w:r>
+              <w:t>Outbound-notification hook/abstraction only; SMS gateway wiring deferred (§24)</w:t>
             </w:r>
           </w:p>
         </w:tc>
@@ -5553,7 +5669,7 @@
         <w:pStyle w:val="ListBullet"/>
       </w:pPr>
       <w:r>
-        <w:t>CIP — Clean-in-Place cycle logging (chemical usage, temperature/time, equipment cleaning history)</w:t>
+        <w:t>CIP telemetry — chemical usage, temperature/time curves, equipment cleaning history (unchanged, still out of scope). Note (v3.0): a separate, lightweight CIP compliance LOG (date/operator/result, no telemetry) is in MVP - see §17, §24. This is not a reversal of the telemetry decision, which stands.</w:t>
       </w:r>
     </w:p>
     <w:p>
@@ -5573,7 +5689,7 @@
     <w:p>
       <w:pPr/>
       <w:r>
-        <w:t>Also deferred — not descoped, revisit once a measurement method exists, no fixed date: laboratory tests beyond FAT/SNF/CLR (acidity, Clot-on-Boiling, antibiotic/adulteration screening) and a lab workflow distinct from reception. No verified instrument or protocol for these parameters is available today; see the note under §10.</w:t>
+        <w:t>Also deferred — not descoped, revisit once a measurement method exists, no fixed date: laboratory tests beyond FAT/SNF/CLR (acidity, Clot-on-Boiling, antibiotic/adulteration screening) and a lab workflow distinct from reception. No verified instrument or protocol for these parameters is available today; see the note under §10. Priority raised (v3.0): both the TUMUL RFP and Aavin's live field deployment confirm this is already-expected, not speculative — treat as the top priority the moment device/instrument work resumes.</w:t>
       </w:r>
     </w:p>
     <w:p>
@@ -5720,6 +5836,38 @@
       <w:pPr/>
       <w:r>
         <w:t>Sequencing (v2.2): within the MVP itself, build dispatch before reconciliation, since reconciliation depends on dispatch data existing. Both depend on reception and offline-first sync being stable first, which is already the case.</w:t>
+      </w:r>
+    </w:p>
+    <w:p>
+      <w:pPr>
+        <w:pStyle w:val="Heading1"/>
+      </w:pPr>
+      <w:r>
+        <w:t>24. Final Scope Validation — Karnataka &amp; Tamil Nadu (v3.0)</w:t>
+      </w:r>
+    </w:p>
+    <w:p>
+      <w:pPr/>
+      <w:r>
+        <w:t>Validated against two lenses: a private, independently-owned chilling centre (this BRD's original target), and cooperative-federation-scale operations - Karnataka's KMF and Tamil Nadu's Aavin district unions. Evidence base: a full 171-page ERP RFP from TUMUL (Tumkur District Co-operative Milk Producers Societies' Union, KMF-affiliated, Karnataka), BAMUL's real operating scale (Bengaluru, Karnataka - 7 chilling centres, 14.0 LLPD, 246 bulk milk coolers), and Aavin's live-deployed stack (Tamil Nadu - cloud-connected milk analysers tendered at 1,397 locations, 45 BMCs already live in Madurai district, quality-based pricing already operating in the field). No public RFP exists for a private operator, structurally - private-lens validation rests on the six-vendor landscape (§21) instead.</w:t>
+      </w:r>
+    </w:p>
+    <w:p>
+      <w:pPr/>
+      <w:r>
+        <w:t>Approved and added to MVP: CIP compliance logging (record only, not telemetry - §22 unchanged), device calibration tracking with due-date alerts, an optional parent-BMC/route field on Source (blank for a private CC), a read-only rate-chart reference at reception (no farmer-payment computation - confirmed this does not cross that boundary for how the product will be positioned), and an outbound-notification hook/abstraction (interface only, no SMS gateway wired in this pass). Dispatch and Reconciliation's MVP scope refined with tare/gross tanker weight and FAT/SNF variance tracking respectively.</w:t>
+      </w:r>
+    </w:p>
+    <w:p>
+      <w:pPr/>
+      <w:r>
+        <w:t>Explicitly considered and excluded from MVP: building a real SMS send-path (gateway account/integration) - deferred until a gateway is chosen, only the hook ships now. Offline-media (USB/pen-drive) sync fallback for zero-connectivity sites - low priority for the private-CC target, revisit only if a specific pilot site has no connectivity option at all. Chilling-tank/bulk-storage/plant-equipment telemetry, farmer/pourer payment computation, and full rate-chart authorship all remain out of scope, confirmed correct by both lenses (§22 unchanged).</w:t>
+      </w:r>
+    </w:p>
+    <w:p>
+      <w:pPr/>
+      <w:r>
+        <w:t>This scope was reviewed and signed off; the BRD is considered finalized at v3.0 for the Windows application and cloud API. Hardware/device protocol work (Videocon scale, milk analyser) remains separately tracked and out of scope for this revision, per instruction.</w:t>
       </w:r>
     </w:p>
     <w:p>

--- a/Doc/CCMC_BRD_and_Technical_Design_v2.docx
+++ b/Doc/CCMC_BRD_and_Technical_Design_v2.docx
@@ -46,7 +46,7 @@
         </w:rPr>
       </w:pPr>
       <w:r>
-        <w:t>Version 3.0  •  September 2026  •  Finalized MVP Scope — Karnataka &amp; Tamil Nadu Validated</w:t>
+        <w:t>Version 4.0  •  September 2026  •  MVP Narrowed — Dispatch, Reconciliation, Calibration &amp; CIP Out of Scope</w:t>
       </w:r>
     </w:p>
     <w:p>
@@ -65,6 +65,12 @@
       <w:pPr/>
       <w:r>
         <w:t>Changelog (v3.0): BRD validated against real Karnataka/Tamil Nadu evidence (TUMUL's full ERP RFP, BAMUL's operating scale, Aavin's live-deployed stack) across both a private-CC lens and a cooperative-federation lens - see §24. Five additions approved and added to MVP: CIP compliance logging (record-keeping only, not tank/equipment telemetry - §22 unchanged on that point), device calibration tracking with due-date alerts, an optional parent-BMC/route field on Source, a read-only rate-chart reference at reception (no farmer-payment computation), and a notification-hook abstraction (SMS gateway wiring itself deferred). Dispatch gains tare/gross tanker weight fields; Reconciliation gains FAT/SNF variance tracking, not just quantity. Offline-media (USB) sync fallback and building a real SMS send-path were both explicitly considered and excluded from MVP - see §24.</w:t>
+      </w:r>
+    </w:p>
+    <w:p>
+      <w:pPr/>
+      <w:r>
+        <w:t>Changelog (v4.0): MVP narrowed by explicit business decision to eight components: Milk Arrival, Reception &amp; Testing, Quality Decision, Local Save, Held in Chilling Centre (physical stage, not software-tracked), Rate Chart Reference, Notification Hook, and Cloud (RBAC/Audit/Dashboard). Outbound Tanker Dispatch, Reconciliation, Calibration Alert and CIP Compliance Log - all approved into MVP in v2.2/v3.0 - move to Out of Scope (§22), not Post-MVP: not currently planned, revisit only if requested. §17's MVP table, §22, §23 and §24 are amended below, not deleted, so the v2.2/v3.0 reasoning stays traceable.</w:t>
       </w:r>
     </w:p>
     <w:p>
@@ -4330,94 +4336,6 @@
           </w:tcPr>
           <w:p>
             <w:r>
-              <w:t>Dispatch</w:t>
-            </w:r>
-          </w:p>
-        </w:tc>
-        <w:tc>
-          <w:tcPr>
-            <w:tcW w:type="dxa" w:w="4963"/>
-          </w:tcPr>
-          <w:p>
-            <w:r>
-              <w:t>Tanker loading; destination plant; quantity; tare weight; gross weight; composite FAT/SNF (weighted avg. of receptions since last dispatch); dispatch challan/seal number; local-first save; idempotent sync</w:t>
-            </w:r>
-          </w:p>
-        </w:tc>
-      </w:tr>
-      <w:tr>
-        <w:tc>
-          <w:tcPr>
-            <w:tcW w:type="dxa" w:w="4963"/>
-          </w:tcPr>
-          <w:p>
-            <w:r>
-              <w:t>Reconciliation</w:t>
-            </w:r>
-          </w:p>
-        </w:tc>
-        <w:tc>
-          <w:tcPr>
-            <w:tcW w:type="dxa" w:w="4963"/>
-          </w:tcPr>
-          <w:p>
-            <w:r>
-              <w:t>Daily opening + receipts - dispatches = closing stock; FAT/SNF variance tracking (not quantity alone); variance flag; report view</w:t>
-            </w:r>
-          </w:p>
-        </w:tc>
-      </w:tr>
-      <w:tr>
-        <w:tc>
-          <w:tcPr>
-            <w:tcW w:type="dxa" w:w="4963"/>
-          </w:tcPr>
-          <w:p>
-            <w:r>
-              <w:t>CIP Log</w:t>
-            </w:r>
-          </w:p>
-        </w:tc>
-        <w:tc>
-          <w:tcPr>
-            <w:tcW w:type="dxa" w:w="4963"/>
-          </w:tcPr>
-          <w:p>
-            <w:r>
-              <w:t>Compliance record only - date, tank/line id, operator, result; no chemical/temperature telemetry (§22 unchanged)</w:t>
-            </w:r>
-          </w:p>
-        </w:tc>
-      </w:tr>
-      <w:tr>
-        <w:tc>
-          <w:tcPr>
-            <w:tcW w:type="dxa" w:w="4963"/>
-          </w:tcPr>
-          <w:p>
-            <w:r>
-              <w:t>Calibration</w:t>
-            </w:r>
-          </w:p>
-        </w:tc>
-        <w:tc>
-          <w:tcPr>
-            <w:tcW w:type="dxa" w:w="4963"/>
-          </w:tcPr>
-          <w:p>
-            <w:r>
-              <w:t>Scale/analyser last-calibrated + next-due date, technician, result; due-date alert</w:t>
-            </w:r>
-          </w:p>
-        </w:tc>
-      </w:tr>
-      <w:tr>
-        <w:tc>
-          <w:tcPr>
-            <w:tcW w:type="dxa" w:w="4963"/>
-          </w:tcPr>
-          <w:p>
-            <w:r>
               <w:t>Source Hierarchy</w:t>
             </w:r>
           </w:p>
@@ -5673,10 +5591,48 @@
       </w:r>
     </w:p>
     <w:p>
+      <w:pPr/>
+      <w:r>
+        <w:t>Note (v4.0): the CIP compliance LOG referenced above has itself been moved to Out of Scope by business decision - see the four new bullets below and the v4.0 changelog. The telemetry exclusion in this bullet was never affected either way.</w:t>
+      </w:r>
+    </w:p>
+    <w:p>
       <w:pPr>
         <w:pStyle w:val="ListBullet"/>
       </w:pPr>
       <w:r>
+        <w:t>Outbound tanker dispatch to the processing plant (v4.0 - approved into MVP in v2.2, now moved back out by business decision; the underlying capability is unchanged from how §23/§24 described it, just not being built for now).</w:t>
+      </w:r>
+    </w:p>
+    <w:p>
+      <w:pPr>
+        <w:pStyle w:val="ListBullet"/>
+      </w:pPr>
+      <w:r>
+        <w:t>Reconciliation / closing-stock reporting (v4.0 - same status as dispatch, which it depends on; moved out together).</w:t>
+      </w:r>
+    </w:p>
+    <w:p>
+      <w:pPr>
+        <w:pStyle w:val="ListBullet"/>
+      </w:pPr>
+      <w:r>
+        <w:t>Device calibration tracking and due-date alerts (v4.0 - approved into MVP in v3.0, now moved back out by business decision).</w:t>
+      </w:r>
+    </w:p>
+    <w:p>
+      <w:pPr>
+        <w:pStyle w:val="ListBullet"/>
+      </w:pPr>
+      <w:r>
+        <w:t>CIP compliance log - record-keeping only, date/operator/result (v4.0 - approved into MVP in v3.0, now moved back out by business decision; distinct from CIP telemetry above, which was never in scope).</w:t>
+      </w:r>
+    </w:p>
+    <w:p>
+      <w:pPr>
+        <w:pStyle w:val="ListBullet"/>
+      </w:pPr>
+      <w:r>
         <w:t>Plant/equipment monitoring (chiller, compressor, pumps, tank sensors, power/failure events)</w:t>
       </w:r>
     </w:p>
@@ -5698,6 +5654,15 @@
       </w:pPr>
       <w:r>
         <w:t>23. Post-MVP Roadmap</w:t>
+      </w:r>
+    </w:p>
+    <w:p>
+      <w:pPr/>
+      <w:r>
+        <w:rPr>
+          <w:b/>
+        </w:rPr>
+        <w:t>Superseded again (v4.0): dispatch and reconciliation, described below as moved into MVP under v2.2, have since been moved to Out of Scope (§22) by business decision - not Post-MVP, not currently planned. This section is kept as-is beneath for traceability of the v2.2 reasoning; it no longer reflects the current MVP.</w:t>
       </w:r>
     </w:p>
     <w:p>
@@ -5850,6 +5815,15 @@
       <w:pPr/>
       <w:r>
         <w:t>Validated against two lenses: a private, independently-owned chilling centre (this BRD's original target), and cooperative-federation-scale operations - Karnataka's KMF and Tamil Nadu's Aavin district unions. Evidence base: a full 171-page ERP RFP from TUMUL (Tumkur District Co-operative Milk Producers Societies' Union, KMF-affiliated, Karnataka), BAMUL's real operating scale (Bengaluru, Karnataka - 7 chilling centres, 14.0 LLPD, 246 bulk milk coolers), and Aavin's live-deployed stack (Tamil Nadu - cloud-connected milk analysers tendered at 1,397 locations, 45 BMCs already live in Madurai district, quality-based pricing already operating in the field). No public RFP exists for a private operator, structurally - private-lens validation rests on the six-vendor landscape (§21) instead.</w:t>
+      </w:r>
+    </w:p>
+    <w:p>
+      <w:pPr/>
+      <w:r>
+        <w:rPr>
+          <w:b/>
+        </w:rPr>
+        <w:t>Amended (v4.0): of the five additions this section approved into MVP, two - device calibration tracking and the CIP compliance log - have since been moved to Out of Scope (§22) by business decision, alongside dispatch and reconciliation. The remaining three (Source Hierarchy field, Rate Chart Reference, Notification Hook) stay in MVP. The validation and evidence below are kept as the historical record of that decision, not edited to match the current, narrower MVP.</w:t>
       </w:r>
     </w:p>
     <w:p>

--- a/Doc/CCMC_BRD_and_Technical_Design_v2.docx
+++ b/Doc/CCMC_BRD_and_Technical_Design_v2.docx
@@ -81,6 +81,62 @@
       </w:pPr>
       <w:r>
         <w:br w:type="page"/>
+      </w:r>
+    </w:p>
+    <w:p>
+      <w:pPr>
+        <w:pStyle w:val="Heading1"/>
+      </w:pPr>
+      <w:r>
+        <w:t>Process Overview</w:t>
+      </w:r>
+    </w:p>
+    <w:p>
+      <w:pPr>
+        <w:jc w:val="center"/>
+      </w:pPr>
+      <w:r>
+        <w:drawing>
+          <wp:inline xmlns:a="http://schemas.openxmlformats.org/drawingml/2006/main" xmlns:pic="http://schemas.openxmlformats.org/drawingml/2006/picture">
+            <wp:extent cx="5943600" cy="2377440"/>
+            <wp:docPr id="1" name="Picture 1"/>
+            <wp:cNvGraphicFramePr>
+              <a:graphicFrameLocks noChangeAspect="1"/>
+            </wp:cNvGraphicFramePr>
+            <a:graphic>
+              <a:graphicData uri="http://schemas.openxmlformats.org/drawingml/2006/picture">
+                <pic:pic>
+                  <pic:nvPicPr>
+                    <pic:cNvPr id="0" name="diagram.png"/>
+                    <pic:cNvPicPr/>
+                  </pic:nvPicPr>
+                  <pic:blipFill>
+                    <a:blip r:embed="rId11"/>
+                    <a:stretch>
+                      <a:fillRect/>
+                    </a:stretch>
+                  </pic:blipFill>
+                  <pic:spPr>
+                    <a:xfrm>
+                      <a:off x="0" y="0"/>
+                      <a:ext cx="5943600" cy="2377440"/>
+                    </a:xfrm>
+                    <a:prstGeom prst="rect"/>
+                  </pic:spPr>
+                </pic:pic>
+              </a:graphicData>
+            </a:graphic>
+          </wp:inline>
+        </w:drawing>
+      </w:r>
+    </w:p>
+    <w:p>
+      <w:pPr/>
+      <w:r>
+        <w:rPr>
+          <w:i/>
+        </w:rPr>
+        <w:t>The chilling centre process as scoped for the Windows application and cloud API MVP (v4.0): milk arrival through reception, quality decision, local save, and holding at the centre, with a read-only rate-chart reference and a notification hook attached to the steps they serve, syncing to a central cloud system for RBAC, audit and reporting. See §17 for the full MVP scope and §22 for what is explicitly out of scope.</w:t>
       </w:r>
     </w:p>
     <w:p>

--- a/Doc/CCMC_BRD_and_Technical_Design_v2.docx
+++ b/Doc/CCMC_BRD_and_Technical_Design_v2.docx
@@ -46,7 +46,7 @@
         </w:rPr>
       </w:pPr>
       <w:r>
-        <w:t>Version 4.0  •  September 2026  •  MVP Narrowed — Dispatch, Reconciliation, Calibration &amp; CIP Out of Scope</w:t>
+        <w:t>Version 5.0  •  September 2026  •  Rate Calculation Added to MVP</w:t>
       </w:r>
     </w:p>
     <w:p>
@@ -71,6 +71,11 @@
       <w:pPr/>
       <w:r>
         <w:t>Changelog (v4.0): MVP narrowed by explicit business decision to eight components: Milk Arrival, Reception &amp; Testing, Quality Decision, Local Save, Held in Chilling Centre (physical stage, not software-tracked), Rate Chart Reference, Notification Hook, and Cloud (RBAC/Audit/Dashboard). Outbound Tanker Dispatch, Reconciliation, Calibration Alert and CIP Compliance Log - all approved into MVP in v2.2/v3.0 - move to Out of Scope (§22), not Post-MVP: not currently planned, revisit only if requested. §17's MVP table, §22, §23 and §24 are amended below, not deleted, so the v2.2/v3.0 reasoning stays traceable.</w:t>
+      </w:r>
+    </w:p>
+    <w:p>
+      <w:r>
+        <w:t>Changelog (v5.0): Rate Chart Reference upgraded from a read-only display to a live Rate and Amount CALCULATION per collection, ported from an existing reference implementation (legacy Android app: MilkCollectionFragment.getAmount(), RateFormulaFragment, branch offline-db) - see new §25 for the full formula spec. Scope boundary drawn precisely: computing Rate/Amount for a single collection, from already-configured rate settings, is now in MVP (§17); authoring/managing per-farmer rate charts and farmer/pourer SETTLEMENT (ledger, advances, incentives, periodic payment cycles) remain out of scope, unchanged from §20/§24 - see the amendment notes at both.</w:t>
       </w:r>
     </w:p>
     <w:p>
@@ -4414,7 +4419,7 @@
           </w:tcPr>
           <w:p>
             <w:r>
-              <w:t>Rate Chart Reference</w:t>
+              <w:t>Rate Calculation</w:t>
             </w:r>
           </w:p>
         </w:tc>
@@ -4424,7 +4429,7 @@
           </w:tcPr>
           <w:p>
             <w:r>
-              <w:t>Read-only current FAT/SNF rate chart display at reception - no computation, no farmer ledger</w:t>
+              <w:t>Live Rate &amp; Amount calculation per collection from FAT/SNF/Weight against the configured Rate Formula (Fat-vs-SNF or TS-based) - see §25. Not farmer/pourer settlement (ledger, advances, payment cycles), which remains out of scope (§20).</w:t>
             </w:r>
           </w:p>
         </w:tc>
@@ -5091,6 +5096,14 @@
       </w:r>
     </w:p>
     <w:p>
+      <w:r>
+        <w:rPr>
+          <w:b/>
+        </w:rPr>
+        <w:t>Amended (v5.0): “per-farmer rate charts” above means authoring/managing a farmer-specific pricing table, and “farmer settlement” means the ledger/advances/payment-cycle machinery - both remain out of scope. Computing a Rate and Amount for a single collection, against an already-configured Rate Formula, is a different and narrower thing, now in MVP - see §25.</w:t>
+      </w:r>
+    </w:p>
+    <w:p>
       <w:pPr>
         <w:pStyle w:val="Heading2"/>
       </w:pPr>
@@ -5889,15 +5902,441 @@
       </w:r>
     </w:p>
     <w:p>
+      <w:r>
+        <w:rPr>
+          <w:b/>
+        </w:rPr>
+        <w:t>Superseded in part (v5.0): the rate-chart reference described here as read-only now performs live Rate/Amount calculation - see §17, §20's amendment, and §25. This is still distinct from farmer/pourer settlement, which is unaffected and stays out of scope.</w:t>
+      </w:r>
+    </w:p>
+    <w:p>
       <w:pPr/>
       <w:r>
         <w:t>Explicitly considered and excluded from MVP: building a real SMS send-path (gateway account/integration) - deferred until a gateway is chosen, only the hook ships now. Offline-media (USB/pen-drive) sync fallback for zero-connectivity sites - low priority for the private-CC target, revisit only if a specific pilot site has no connectivity option at all. Chilling-tank/bulk-storage/plant-equipment telemetry, farmer/pourer payment computation, and full rate-chart authorship all remain out of scope, confirmed correct by both lenses (§22 unchanged).</w:t>
       </w:r>
     </w:p>
     <w:p>
+      <w:r>
+        <w:rPr>
+          <w:b/>
+        </w:rPr>
+        <w:t>Amended (v5.0): “farmer/pourer payment computation” here refers to farmer-level settlement (ledger, advances, incentives), which is still out of scope. Per-collection Rate/Amount calculation is a narrower, separate capability now in MVP - see §25.</w:t>
+      </w:r>
+    </w:p>
+    <w:p>
       <w:pPr/>
       <w:r>
         <w:t>This scope was reviewed and signed off; the BRD is considered finalized at v3.0 for the Windows application and cloud API. Hardware/device protocol work (Videocon scale, milk analyser) remains separately tracked and out of scope for this revision, per instruction.</w:t>
+      </w:r>
+    </w:p>
+    <w:p>
+      <w:pPr>
+        <w:pStyle w:val="Heading1"/>
+      </w:pPr>
+      <w:r>
+        <w:t>25. Milk Rate Calculation — Business Logic</w:t>
+      </w:r>
+    </w:p>
+    <w:p>
+      <w:pPr/>
+      <w:r>
+        <w:t>Source: MilkCollectionFragment.getAmount(), RateFormulaFragment (legacy Android reference implementation, branch offline-db). Ported here as the authoritative business logic for the Windows application's Rate Calculation module (§17).</w:t>
+      </w:r>
+    </w:p>
+    <w:p>
+      <w:pPr/>
+      <w:r>
+        <w:t>Rate is recalculated live as soon as FAT, SNF, and Weight are entered on the milk collection screen. The formula used depends on the Rate Type configured on the Rate Formula screen, stored as PREFS_RATE_TYPE.</w:t>
+      </w:r>
+    </w:p>
+    <w:p>
+      <w:pPr>
+        <w:pStyle w:val="Heading2"/>
+      </w:pPr>
+      <w:r>
+        <w:t>25.1 Inputs</w:t>
+      </w:r>
+    </w:p>
+    <w:tbl>
+      <w:tblPr>
+        <w:tblStyle w:val="TableGrid"/>
+        <w:tblW w:type="auto" w:w="0"/>
+        <w:tblLook w:firstColumn="1" w:firstRow="1" w:lastColumn="0" w:lastRow="0" w:noHBand="0" w:noVBand="1" w:val="04A0"/>
+      </w:tblPr>
+      <w:tblGrid>
+        <w:gridCol w:w="3312"/>
+        <w:gridCol w:w="3312"/>
+        <w:gridCol w:w="3312"/>
+      </w:tblGrid>
+      <w:tr>
+        <w:tc>
+          <w:tcPr>
+            <w:tcW w:type="dxa" w:w="3312"/>
+          </w:tcPr>
+          <w:p>
+            <w:r>
+              <w:rPr>
+                <w:b/>
+              </w:rPr>
+              <w:t>Field</w:t>
+            </w:r>
+          </w:p>
+        </w:tc>
+        <w:tc>
+          <w:tcPr>
+            <w:tcW w:type="dxa" w:w="3312"/>
+          </w:tcPr>
+          <w:p>
+            <w:r>
+              <w:rPr>
+                <w:b/>
+              </w:rPr>
+              <w:t>Source</w:t>
+            </w:r>
+          </w:p>
+        </w:tc>
+        <w:tc>
+          <w:tcPr>
+            <w:tcW w:type="dxa" w:w="3312"/>
+          </w:tcPr>
+          <w:p>
+            <w:r>
+              <w:rPr>
+                <w:b/>
+              </w:rPr>
+              <w:t>Description</w:t>
+            </w:r>
+          </w:p>
+        </w:tc>
+      </w:tr>
+      <w:tr>
+        <w:tc>
+          <w:tcPr>
+            <w:tcW w:type="dxa" w:w="3312"/>
+          </w:tcPr>
+          <w:p>
+            <w:r>
+              <w:t>FAT</w:t>
+            </w:r>
+          </w:p>
+        </w:tc>
+        <w:tc>
+          <w:tcPr>
+            <w:tcW w:type="dxa" w:w="3312"/>
+          </w:tcPr>
+          <w:p>
+            <w:r>
+              <w:t>Entered per collection</w:t>
+            </w:r>
+          </w:p>
+        </w:tc>
+        <w:tc>
+          <w:tcPr>
+            <w:tcW w:type="dxa" w:w="3312"/>
+          </w:tcPr>
+          <w:p>
+            <w:r>
+              <w:t>Fat % of the milk sample</w:t>
+            </w:r>
+          </w:p>
+        </w:tc>
+      </w:tr>
+      <w:tr>
+        <w:tc>
+          <w:tcPr>
+            <w:tcW w:type="dxa" w:w="3312"/>
+          </w:tcPr>
+          <w:p>
+            <w:r>
+              <w:t>SNF</w:t>
+            </w:r>
+          </w:p>
+        </w:tc>
+        <w:tc>
+          <w:tcPr>
+            <w:tcW w:type="dxa" w:w="3312"/>
+          </w:tcPr>
+          <w:p>
+            <w:r>
+              <w:t>Entered per collection</w:t>
+            </w:r>
+          </w:p>
+        </w:tc>
+        <w:tc>
+          <w:tcPr>
+            <w:tcW w:type="dxa" w:w="3312"/>
+          </w:tcPr>
+          <w:p>
+            <w:r>
+              <w:t>Solids-Not-Fat % of the milk sample</w:t>
+            </w:r>
+          </w:p>
+        </w:tc>
+      </w:tr>
+      <w:tr>
+        <w:tc>
+          <w:tcPr>
+            <w:tcW w:type="dxa" w:w="3312"/>
+          </w:tcPr>
+          <w:p>
+            <w:r>
+              <w:t>Weight</w:t>
+            </w:r>
+          </w:p>
+        </w:tc>
+        <w:tc>
+          <w:tcPr>
+            <w:tcW w:type="dxa" w:w="3312"/>
+          </w:tcPr>
+          <w:p>
+            <w:r>
+              <w:t>Entered per collection</w:t>
+            </w:r>
+          </w:p>
+        </w:tc>
+        <w:tc>
+          <w:tcPr>
+            <w:tcW w:type="dxa" w:w="3312"/>
+          </w:tcPr>
+          <w:p>
+            <w:r>
+              <w:t>Quantity of milk (litres/kg)</w:t>
+            </w:r>
+          </w:p>
+        </w:tc>
+      </w:tr>
+      <w:tr>
+        <w:tc>
+          <w:tcPr>
+            <w:tcW w:type="dxa" w:w="3312"/>
+          </w:tcPr>
+          <w:p>
+            <w:r>
+              <w:t>Value1, Value2</w:t>
+            </w:r>
+          </w:p>
+        </w:tc>
+        <w:tc>
+          <w:tcPr>
+            <w:tcW w:type="dxa" w:w="3312"/>
+          </w:tcPr>
+          <w:p>
+            <w:r>
+              <w:t>Rate Formula setting (PREFS_RATE_VALUE1, PREFS_RATE_VALUE2)</w:t>
+            </w:r>
+          </w:p>
+        </w:tc>
+        <w:tc>
+          <w:tcPr>
+            <w:tcW w:type="dxa" w:w="3312"/>
+          </w:tcPr>
+          <w:p>
+            <w:r>
+              <w:t>Two configured base-rate components, used only in Fat-vs-SNF mode</w:t>
+            </w:r>
+          </w:p>
+        </w:tc>
+      </w:tr>
+      <w:tr>
+        <w:tc>
+          <w:tcPr>
+            <w:tcW w:type="dxa" w:w="3312"/>
+          </w:tcPr>
+          <w:p>
+            <w:r>
+              <w:t>TS Rate</w:t>
+            </w:r>
+          </w:p>
+        </w:tc>
+        <w:tc>
+          <w:tcPr>
+            <w:tcW w:type="dxa" w:w="3312"/>
+          </w:tcPr>
+          <w:p>
+            <w:r>
+              <w:t>Rate Formula setting (PREFS_RATE_TS)</w:t>
+            </w:r>
+          </w:p>
+        </w:tc>
+        <w:tc>
+          <w:tcPr>
+            <w:tcW w:type="dxa" w:w="3312"/>
+          </w:tcPr>
+          <w:p>
+            <w:r>
+              <w:t>Flat rate per Total Solids point, used only in TS mode</w:t>
+            </w:r>
+          </w:p>
+        </w:tc>
+      </w:tr>
+    </w:tbl>
+    <w:p>
+      <w:pPr/>
+      <w:r>
+        <w:t>If FAT, SNF, or Weight is blank, Rate and Amount are both set to 0 and no calculation runs.</w:t>
+      </w:r>
+    </w:p>
+    <w:p>
+      <w:pPr>
+        <w:pStyle w:val="Heading2"/>
+      </w:pPr>
+      <w:r>
+        <w:t>25.2 Mode 1: Fat-vs-SNF (PREFS_RATE_TYPE = “Fat_vs_SNF”)</w:t>
+      </w:r>
+    </w:p>
+    <w:p>
+      <w:pPr/>
+      <w:r>
+        <w:t>Milk value is split into a fat-based component and an SNF-based component, each weighted against a combined base rate (Value1 + Value2), plus a fixed adjustment constant.</w:t>
+      </w:r>
+    </w:p>
+    <w:p>
+      <w:r>
+        <w:rPr>
+          <w:rFonts w:ascii="IBM Plex Mono" w:hAnsi="IBM Plex Mono"/>
+          <w:sz w:val="20"/>
+        </w:rPr>
+        <w:t>Rate = (Value1 + Value2) × 0.22 × (FAT / 100)</w:t>
+      </w:r>
+    </w:p>
+    <w:p>
+      <w:r>
+        <w:rPr>
+          <w:rFonts w:ascii="IBM Plex Mono" w:hAnsi="IBM Plex Mono"/>
+          <w:sz w:val="20"/>
+        </w:rPr>
+        <w:t xml:space="preserve">     + (Value1 + Value2) × 0.36 × (SNF / 100)</w:t>
+      </w:r>
+    </w:p>
+    <w:p>
+      <w:r>
+        <w:rPr>
+          <w:rFonts w:ascii="IBM Plex Mono" w:hAnsi="IBM Plex Mono"/>
+          <w:sz w:val="20"/>
+        </w:rPr>
+        <w:t xml:space="preserve">     + 0.32</w:t>
+      </w:r>
+    </w:p>
+    <w:p>
+      <w:pPr/>
+      <w:r/>
+    </w:p>
+    <w:p>
+      <w:r>
+        <w:rPr>
+          <w:rFonts w:ascii="IBM Plex Mono" w:hAnsi="IBM Plex Mono"/>
+          <w:sz w:val="20"/>
+        </w:rPr>
+        <w:t>Amount = Rate × Weight</w:t>
+      </w:r>
+    </w:p>
+    <w:p>
+      <w:pPr>
+        <w:pStyle w:val="ListBullet"/>
+      </w:pPr>
+      <w:r>
+        <w:t>0.22 — fat weighting factor applied to the combined base rate</w:t>
+      </w:r>
+    </w:p>
+    <w:p>
+      <w:pPr>
+        <w:pStyle w:val="ListBullet"/>
+      </w:pPr>
+      <w:r>
+        <w:t>0.36 — SNF weighting factor applied to the combined base rate</w:t>
+      </w:r>
+    </w:p>
+    <w:p>
+      <w:pPr>
+        <w:pStyle w:val="ListBullet"/>
+      </w:pPr>
+      <w:r>
+        <w:t>0.32 — fixed per-litre adjustment added to every calculation</w:t>
+      </w:r>
+    </w:p>
+    <w:p>
+      <w:pPr>
+        <w:pStyle w:val="ListBullet"/>
+      </w:pPr>
+      <w:r>
+        <w:t>Requires both Value1 and Value2 to be configured; otherwise Rate/Amount = 0</w:t>
+      </w:r>
+    </w:p>
+    <w:p>
+      <w:pPr>
+        <w:pStyle w:val="Heading2"/>
+      </w:pPr>
+      <w:r>
+        <w:t>25.3 Mode 2: TS-based (any other PREFS_RATE_TYPE)</w:t>
+      </w:r>
+    </w:p>
+    <w:p>
+      <w:pPr/>
+      <w:r>
+        <w:t>Total Solids (TS) is treated as the sum of FAT and SNF, and priced at a single flat rate per TS point.</w:t>
+      </w:r>
+    </w:p>
+    <w:p>
+      <w:r>
+        <w:rPr>
+          <w:rFonts w:ascii="IBM Plex Mono" w:hAnsi="IBM Plex Mono"/>
+          <w:sz w:val="20"/>
+        </w:rPr>
+        <w:t>TS = FAT + SNF</w:t>
+      </w:r>
+    </w:p>
+    <w:p>
+      <w:pPr/>
+      <w:r/>
+    </w:p>
+    <w:p>
+      <w:r>
+        <w:rPr>
+          <w:rFonts w:ascii="IBM Plex Mono" w:hAnsi="IBM Plex Mono"/>
+          <w:sz w:val="20"/>
+        </w:rPr>
+        <w:t>Rate = (TS × TS_Rate) / 100</w:t>
+      </w:r>
+    </w:p>
+    <w:p>
+      <w:pPr/>
+      <w:r/>
+    </w:p>
+    <w:p>
+      <w:r>
+        <w:rPr>
+          <w:rFonts w:ascii="IBM Plex Mono" w:hAnsi="IBM Plex Mono"/>
+          <w:sz w:val="20"/>
+        </w:rPr>
+        <w:t>Amount = Rate × Weight</w:t>
+      </w:r>
+    </w:p>
+    <w:p>
+      <w:pPr>
+        <w:pStyle w:val="ListBullet"/>
+      </w:pPr>
+      <w:r>
+        <w:t>Requires TS_Rate to be configured; otherwise Rate/Amount = 0</w:t>
+      </w:r>
+    </w:p>
+    <w:p>
+      <w:pPr>
+        <w:pStyle w:val="Heading2"/>
+      </w:pPr>
+      <w:r>
+        <w:t>25.4 Output Formatting</w:t>
+      </w:r>
+    </w:p>
+    <w:p>
+      <w:pPr/>
+      <w:r>
+        <w:t>Both Rate and Amount are rounded/formatted to 2 decimal places (##.##) before being displayed and used for printing/SMS receipts.</w:t>
+      </w:r>
+    </w:p>
+    <w:p>
+      <w:pPr/>
+      <w:r>
+        <w:t>Scope note: this section defines only the per-collection Rate/Amount calculation. It does not include farmer/pourer ledgers, advances, incentive schemes, or periodic settlement cycles, all of which remain out of scope per §20.</w:t>
       </w:r>
     </w:p>
     <w:p>

--- a/Doc/CCMC_BRD_and_Technical_Design_v2.docx
+++ b/Doc/CCMC_BRD_and_Technical_Design_v2.docx
@@ -46,7 +46,7 @@
         </w:rPr>
       </w:pPr>
       <w:r>
-        <w:t>Version 5.0  •  September 2026  •  Rate Calculation Added to MVP</w:t>
+        <w:t>Version 6.0  •  September 2026  •  Quality Decision Clarified — Manual, Not Automatic</w:t>
       </w:r>
     </w:p>
     <w:p>
@@ -76,6 +76,11 @@
     <w:p>
       <w:r>
         <w:t>Changelog (v5.0): Rate Chart Reference upgraded from a read-only display to a live Rate and Amount CALCULATION per collection, ported from an existing reference implementation (legacy Android app: MilkCollectionFragment.getAmount(), RateFormulaFragment, branch offline-db) - see new §25 for the full formula spec. Scope boundary drawn precisely: computing Rate/Amount for a single collection, from already-configured rate settings, is now in MVP (§17); authoring/managing per-farmer rate charts and farmer/pourer SETTLEMENT (ledger, advances, incentives, periodic payment cycles) remain out of scope, unchanged from §20/§24 - see the amendment notes at both.</w:t>
+      </w:r>
+    </w:p>
+    <w:p>
+      <w:r>
+        <w:t>Changelog (v6.0): Documents a product decision found already implemented in code (this pass verified it against source, not assumed): the automatic ACCEPTED/HOLD/REJECTED suggestion computed by quality-rule validation is advisory only. The system still computes it, but the Result actually persisted on the transaction is the operator's own explicit decision - a human must always press the decision, the system never auto-applies its own suggestion. See the amendment notes under §10 and §18. This is a real change from this BRD's earlier framing (§1, §9, §12, §19's workflow diagrams showed "Validate Quality" flowing directly into "ACCEPT/HOLD/REJECT" without specifying who decides) - the diagrams' shape is still accurate, only the mechanics needed spelling out.</w:t>
       </w:r>
     </w:p>
     <w:p>
@@ -3418,6 +3423,14 @@
       </w:r>
     </w:p>
     <w:p>
+      <w:r>
+        <w:rPr>
+          <w:b/>
+        </w:rPr>
+        <w:t>Amended (v6.0): quality-rule validation computes a suggested Result, but it is advisory only. The Result actually persisted is the operator's own explicit decision, made after reviewing the readings and the suggestion - the system never auto-applies its own suggestion. This applies to every "Validate"/"Validate Quality" step referenced elsewhere in this document (§1, §9, §12, §19).</w:t>
+      </w:r>
+    </w:p>
+    <w:p>
       <w:pPr/>
       <w:r>
         <w:t>Note (v2.1): Acidity, Clot-on-Boiling (COB) and antibiotic/adulteration testing are deferred, not in scope for now — no verified measurement instrument or protocol is currently available for these parameters. FAT/SNF/CLR/Temperature remain the quality gate. Revisit once a device/method is identified; see §22.</w:t>
@@ -4543,6 +4556,14 @@
       </w:pPr>
       <w:r>
         <w:t>Quality validation and ACCEPTED / HOLD / REJECTED decisions work.</w:t>
+      </w:r>
+    </w:p>
+    <w:p>
+      <w:r>
+        <w:rPr>
+          <w:b/>
+        </w:rPr>
+        <w:t>Amended (v6.0): read as "quality validation computes a suggestion, and the operator's own explicit Accept/Hold/Reject decision is what gets persisted" - see §10.</w:t>
       </w:r>
     </w:p>
     <w:p>
